--- a/materialien/00_Lehrerhinweise/KR_W3_Lehrerhinweise.docx
+++ b/materialien/00_Lehrerhinweise/KR_W3_Lehrerhinweise.docx
@@ -169,7 +169,7 @@
               <w:rPr>
                 <w:rFonts w:ascii="Georgia" w:hAnsi="Georgia" w:cs="Georgia" w:eastAsia="Georgia"/>
                 <w:b/>
-                <w:color w:val="556B2F"/>
+                <w:color w:val="14213D"/>
                 <w:sz w:val="34"/>
               </w:rPr>
               <w:t>Das Maschinenzeitalter</w:t>
@@ -14604,7 +14604,7 @@
           <w:color w:val="1B1B1F"/>
           <w:sz w:val="19"/>
         </w:rPr>
-        <w:t>Deterministisch per Seed, serverseitig geprüft, 1 Punkt, höchstens 30 je Tag. Wortliste (ohne Video-Wörter): BOJE, HAFEN, NORD, SUED, OST, WEST, ZUG, FUNK, KABEL, WOLKE, MORGEN, ABEND, LICHT, NEBEL, ANKER, TURM, BRIEF, KARTE, TELEX, SIGNAL.</w:t>
+        <w:t>Deterministisch per Seed, serverseitig geprüft, 1 Punkt, höchstens 30 je Tag. Wortlisten (Auszug; kein Wort aus Lab, Akten, Bossen, Warm-up oder Videos): RELAIS, SPULE, KURBEL, DAMPF, NADEL, QUARZ, VENTIL, MOTOR, KESSEL, DIODE; Klartexte der Spaltentransposition DAMPFKESSEL, KURBELWELLE, ZAHNSTANGE; Schlüsselwörter KOLBE, KANNE, TASSE; ADFGVX-Quadrate FUNKMAST7, RELAIS9 und fest ZEPPELIN18.</w:t>
       </w:r>
     </w:p>
     <w:tbl>

--- a/materialien/00_Lehrerhinweise/KR_W3_Lehrerhinweise.docx
+++ b/materialien/00_Lehrerhinweise/KR_W3_Lehrerhinweise.docx
@@ -11956,8 +11956,9 @@
       <w:tblGrid>
         <w:gridCol w:w="680"/>
         <w:gridCol w:w="1077"/>
-        <w:gridCol w:w="5046"/>
+        <w:gridCol w:w="4309"/>
         <w:gridCol w:w="2721"/>
+        <w:gridCol w:w="737"/>
       </w:tblGrid>
       <w:tr>
         <w:trPr>
@@ -12020,7 +12021,7 @@
         </w:tc>
         <w:tc>
           <w:tcPr>
-            <w:tcW w:type="dxa" w:w="5046"/>
+            <w:tcW w:type="dxa" w:w="4309"/>
             <w:shd w:val="clear" w:color="auto" w:fill="F2EADB"/>
             <w:tcMar>
               <w:top w:w="40" w:type="dxa"/>
@@ -12069,6 +12070,33 @@
                 <w:sz w:val="17"/>
               </w:rPr>
               <w:t>Lösung</w:t>
+            </w:r>
+          </w:p>
+        </w:tc>
+        <w:tc>
+          <w:tcPr>
+            <w:tcW w:type="dxa" w:w="737"/>
+            <w:shd w:val="clear" w:color="auto" w:fill="F2EADB"/>
+            <w:tcMar>
+              <w:top w:w="40" w:type="dxa"/>
+              <w:start w:w="70" w:type="dxa"/>
+              <w:bottom w:w="40" w:type="dxa"/>
+              <w:end w:w="70" w:type="dxa"/>
+            </w:tcMar>
+          </w:tcPr>
+          <w:p>
+            <w:pPr>
+              <w:spacing w:before="0" w:after="0"/>
+            </w:pPr>
+            <w:r>
+              <w:rPr>
+                <w:rFonts w:ascii="Calibri" w:hAnsi="Calibri" w:cs="Calibri" w:eastAsia="Calibri"/>
+                <w:b/>
+                <w:i w:val="0"/>
+                <w:color w:val="1B1B1F"/>
+                <w:sz w:val="17"/>
+              </w:rPr>
+              <w:t>Fallen</w:t>
             </w:r>
           </w:p>
         </w:tc>
@@ -12130,7 +12158,7 @@
         </w:tc>
         <w:tc>
           <w:tcPr>
-            <w:tcW w:type="dxa" w:w="5046"/>
+            <w:tcW w:type="dxa" w:w="4309"/>
             <w:tcMar>
               <w:top w:w="30" w:type="dxa"/>
               <w:start w:w="70" w:type="dxa"/>
@@ -12197,6 +12225,32 @@
                 <w:sz w:val="17"/>
               </w:rPr>
               <w:t>0101 0010</w:t>
+            </w:r>
+          </w:p>
+        </w:tc>
+        <w:tc>
+          <w:tcPr>
+            <w:tcW w:type="dxa" w:w="737"/>
+            <w:tcMar>
+              <w:top w:w="30" w:type="dxa"/>
+              <w:start w:w="70" w:type="dxa"/>
+              <w:bottom w:w="30" w:type="dxa"/>
+              <w:end w:w="70" w:type="dxa"/>
+            </w:tcMar>
+          </w:tcPr>
+          <w:p>
+            <w:pPr>
+              <w:spacing w:before="0" w:after="0"/>
+            </w:pPr>
+            <w:r>
+              <w:rPr>
+                <w:rFonts w:ascii="Calibri" w:hAnsi="Calibri" w:cs="Calibri" w:eastAsia="Calibri"/>
+                <w:b w:val="0"/>
+                <w:i w:val="0"/>
+                <w:color w:val="1B1B1F"/>
+                <w:sz w:val="17"/>
+              </w:rPr>
+              <w:t>P1</w:t>
             </w:r>
           </w:p>
         </w:tc>
@@ -12258,7 +12312,7 @@
         </w:tc>
         <w:tc>
           <w:tcPr>
-            <w:tcW w:type="dxa" w:w="5046"/>
+            <w:tcW w:type="dxa" w:w="4309"/>
             <w:tcMar>
               <w:top w:w="30" w:type="dxa"/>
               <w:start w:w="70" w:type="dxa"/>
@@ -12335,6 +12389,32 @@
                 <w:sz w:val="17"/>
               </w:rPr>
               <w:t>1101 1011</w:t>
+            </w:r>
+          </w:p>
+        </w:tc>
+        <w:tc>
+          <w:tcPr>
+            <w:tcW w:type="dxa" w:w="737"/>
+            <w:tcMar>
+              <w:top w:w="30" w:type="dxa"/>
+              <w:start w:w="70" w:type="dxa"/>
+              <w:bottom w:w="30" w:type="dxa"/>
+              <w:end w:w="70" w:type="dxa"/>
+            </w:tcMar>
+          </w:tcPr>
+          <w:p>
+            <w:pPr>
+              <w:spacing w:before="0" w:after="0"/>
+            </w:pPr>
+            <w:r>
+              <w:rPr>
+                <w:rFonts w:ascii="Calibri" w:hAnsi="Calibri" w:cs="Calibri" w:eastAsia="Calibri"/>
+                <w:b w:val="0"/>
+                <w:i w:val="0"/>
+                <w:color w:val="1B1B1F"/>
+                <w:sz w:val="17"/>
+              </w:rPr>
+              <w:t>P4</w:t>
             </w:r>
           </w:p>
         </w:tc>
@@ -12396,7 +12476,7 @@
         </w:tc>
         <w:tc>
           <w:tcPr>
-            <w:tcW w:type="dxa" w:w="5046"/>
+            <w:tcW w:type="dxa" w:w="4309"/>
             <w:tcMar>
               <w:top w:w="30" w:type="dxa"/>
               <w:start w:w="70" w:type="dxa"/>
@@ -12463,6 +12543,32 @@
                 <w:sz w:val="17"/>
               </w:rPr>
               <w:t>C (Kerckhoffs)</w:t>
+            </w:r>
+          </w:p>
+        </w:tc>
+        <w:tc>
+          <w:tcPr>
+            <w:tcW w:type="dxa" w:w="737"/>
+            <w:tcMar>
+              <w:top w:w="30" w:type="dxa"/>
+              <w:start w:w="70" w:type="dxa"/>
+              <w:bottom w:w="30" w:type="dxa"/>
+              <w:end w:w="70" w:type="dxa"/>
+            </w:tcMar>
+          </w:tcPr>
+          <w:p>
+            <w:pPr>
+              <w:spacing w:before="0" w:after="0"/>
+            </w:pPr>
+            <w:r>
+              <w:rPr>
+                <w:rFonts w:ascii="Calibri" w:hAnsi="Calibri" w:cs="Calibri" w:eastAsia="Calibri"/>
+                <w:b w:val="0"/>
+                <w:i w:val="0"/>
+                <w:color w:val="1B1B1F"/>
+                <w:sz w:val="17"/>
+              </w:rPr>
+              <w:t>P10</w:t>
             </w:r>
           </w:p>
         </w:tc>
@@ -12524,7 +12630,7 @@
         </w:tc>
         <w:tc>
           <w:tcPr>
-            <w:tcW w:type="dxa" w:w="5046"/>
+            <w:tcW w:type="dxa" w:w="4309"/>
             <w:tcMar>
               <w:top w:w="30" w:type="dxa"/>
               <w:start w:w="70" w:type="dxa"/>
@@ -12571,6 +12677,32 @@
                 <w:sz w:val="17"/>
               </w:rPr>
               <w:t>A</w:t>
+            </w:r>
+          </w:p>
+        </w:tc>
+        <w:tc>
+          <w:tcPr>
+            <w:tcW w:type="dxa" w:w="737"/>
+            <w:tcMar>
+              <w:top w:w="30" w:type="dxa"/>
+              <w:start w:w="70" w:type="dxa"/>
+              <w:bottom w:w="30" w:type="dxa"/>
+              <w:end w:w="70" w:type="dxa"/>
+            </w:tcMar>
+          </w:tcPr>
+          <w:p>
+            <w:pPr>
+              <w:spacing w:before="0" w:after="0"/>
+            </w:pPr>
+            <w:r>
+              <w:rPr>
+                <w:rFonts w:ascii="Calibri" w:hAnsi="Calibri" w:cs="Calibri" w:eastAsia="Calibri"/>
+                <w:b w:val="0"/>
+                <w:i w:val="0"/>
+                <w:color w:val="1B1B1F"/>
+                <w:sz w:val="17"/>
+              </w:rPr>
+              <w:t>P5</w:t>
             </w:r>
           </w:p>
         </w:tc>
@@ -12632,7 +12764,7 @@
         </w:tc>
         <w:tc>
           <w:tcPr>
-            <w:tcW w:type="dxa" w:w="5046"/>
+            <w:tcW w:type="dxa" w:w="4309"/>
             <w:tcMar>
               <w:top w:w="30" w:type="dxa"/>
               <w:start w:w="70" w:type="dxa"/>
@@ -12719,6 +12851,32 @@
                 <w:sz w:val="17"/>
               </w:rPr>
               <w:t xml:space="preserve"> (T = GF, O = GA, R = AF)</w:t>
+            </w:r>
+          </w:p>
+        </w:tc>
+        <w:tc>
+          <w:tcPr>
+            <w:tcW w:type="dxa" w:w="737"/>
+            <w:tcMar>
+              <w:top w:w="30" w:type="dxa"/>
+              <w:start w:w="70" w:type="dxa"/>
+              <w:bottom w:w="30" w:type="dxa"/>
+              <w:end w:w="70" w:type="dxa"/>
+            </w:tcMar>
+          </w:tcPr>
+          <w:p>
+            <w:pPr>
+              <w:spacing w:before="0" w:after="0"/>
+            </w:pPr>
+            <w:r>
+              <w:rPr>
+                <w:rFonts w:ascii="Calibri" w:hAnsi="Calibri" w:cs="Calibri" w:eastAsia="Calibri"/>
+                <w:b w:val="0"/>
+                <w:i w:val="0"/>
+                <w:color w:val="1B1B1F"/>
+                <w:sz w:val="17"/>
+              </w:rPr>
+              <w:t>P4</w:t>
             </w:r>
           </w:p>
         </w:tc>
@@ -12780,7 +12938,7 @@
         </w:tc>
         <w:tc>
           <w:tcPr>
-            <w:tcW w:type="dxa" w:w="5046"/>
+            <w:tcW w:type="dxa" w:w="4309"/>
             <w:tcMar>
               <w:top w:w="30" w:type="dxa"/>
               <w:start w:w="70" w:type="dxa"/>
@@ -12887,6 +13045,32 @@
                 <w:sz w:val="17"/>
               </w:rPr>
               <w:t>NEU</w:t>
+            </w:r>
+          </w:p>
+        </w:tc>
+        <w:tc>
+          <w:tcPr>
+            <w:tcW w:type="dxa" w:w="737"/>
+            <w:tcMar>
+              <w:top w:w="30" w:type="dxa"/>
+              <w:start w:w="70" w:type="dxa"/>
+              <w:bottom w:w="30" w:type="dxa"/>
+              <w:end w:w="70" w:type="dxa"/>
+            </w:tcMar>
+          </w:tcPr>
+          <w:p>
+            <w:pPr>
+              <w:spacing w:before="0" w:after="0"/>
+            </w:pPr>
+            <w:r>
+              <w:rPr>
+                <w:rFonts w:ascii="Calibri" w:hAnsi="Calibri" w:cs="Calibri" w:eastAsia="Calibri"/>
+                <w:b w:val="0"/>
+                <w:i w:val="0"/>
+                <w:color w:val="1B1B1F"/>
+                <w:sz w:val="17"/>
+              </w:rPr>
+              <w:t>P8</w:t>
             </w:r>
           </w:p>
         </w:tc>
@@ -12948,7 +13132,7 @@
         </w:tc>
         <w:tc>
           <w:tcPr>
-            <w:tcW w:type="dxa" w:w="5046"/>
+            <w:tcW w:type="dxa" w:w="4309"/>
             <w:tcMar>
               <w:top w:w="30" w:type="dxa"/>
               <w:start w:w="70" w:type="dxa"/>
@@ -13085,6 +13269,32 @@
                 <w:sz w:val="17"/>
               </w:rPr>
               <w:t>1010 1100 1101 0110</w:t>
+            </w:r>
+          </w:p>
+        </w:tc>
+        <w:tc>
+          <w:tcPr>
+            <w:tcW w:type="dxa" w:w="737"/>
+            <w:tcMar>
+              <w:top w:w="30" w:type="dxa"/>
+              <w:start w:w="70" w:type="dxa"/>
+              <w:bottom w:w="30" w:type="dxa"/>
+              <w:end w:w="70" w:type="dxa"/>
+            </w:tcMar>
+          </w:tcPr>
+          <w:p>
+            <w:pPr>
+              <w:spacing w:before="0" w:after="0"/>
+            </w:pPr>
+            <w:r>
+              <w:rPr>
+                <w:rFonts w:ascii="Calibri" w:hAnsi="Calibri" w:cs="Calibri" w:eastAsia="Calibri"/>
+                <w:b w:val="0"/>
+                <w:i w:val="0"/>
+                <w:color w:val="1B1B1F"/>
+                <w:sz w:val="17"/>
+              </w:rPr>
+              <w:t>P4</w:t>
             </w:r>
           </w:p>
         </w:tc>
@@ -13146,7 +13356,7 @@
         </w:tc>
         <w:tc>
           <w:tcPr>
-            <w:tcW w:type="dxa" w:w="5046"/>
+            <w:tcW w:type="dxa" w:w="4309"/>
             <w:tcMar>
               <w:top w:w="30" w:type="dxa"/>
               <w:start w:w="70" w:type="dxa"/>
@@ -13244,6 +13454,32 @@
                 <w:sz w:val="17"/>
               </w:rPr>
               <w:t>1100 0101 0011 1010</w:t>
+            </w:r>
+          </w:p>
+        </w:tc>
+        <w:tc>
+          <w:tcPr>
+            <w:tcW w:type="dxa" w:w="737"/>
+            <w:tcMar>
+              <w:top w:w="30" w:type="dxa"/>
+              <w:start w:w="70" w:type="dxa"/>
+              <w:bottom w:w="30" w:type="dxa"/>
+              <w:end w:w="70" w:type="dxa"/>
+            </w:tcMar>
+          </w:tcPr>
+          <w:p>
+            <w:pPr>
+              <w:spacing w:before="0" w:after="0"/>
+            </w:pPr>
+            <w:r>
+              <w:rPr>
+                <w:rFonts w:ascii="Calibri" w:hAnsi="Calibri" w:cs="Calibri" w:eastAsia="Calibri"/>
+                <w:b w:val="0"/>
+                <w:i w:val="0"/>
+                <w:color w:val="1B1B1F"/>
+                <w:sz w:val="17"/>
+              </w:rPr>
+              <w:t>P7</w:t>
             </w:r>
           </w:p>
         </w:tc>
@@ -13305,7 +13541,7 @@
         </w:tc>
         <w:tc>
           <w:tcPr>
-            <w:tcW w:type="dxa" w:w="5046"/>
+            <w:tcW w:type="dxa" w:w="4309"/>
             <w:tcMar>
               <w:top w:w="30" w:type="dxa"/>
               <w:start w:w="70" w:type="dxa"/>
@@ -13436,6 +13672,32 @@
                 <w:sz w:val="17"/>
               </w:rPr>
               <w:t>A</w:t>
+            </w:r>
+          </w:p>
+        </w:tc>
+        <w:tc>
+          <w:tcPr>
+            <w:tcW w:type="dxa" w:w="737"/>
+            <w:tcMar>
+              <w:top w:w="30" w:type="dxa"/>
+              <w:start w:w="70" w:type="dxa"/>
+              <w:bottom w:w="30" w:type="dxa"/>
+              <w:end w:w="70" w:type="dxa"/>
+            </w:tcMar>
+          </w:tcPr>
+          <w:p>
+            <w:pPr>
+              <w:spacing w:before="0" w:after="0"/>
+            </w:pPr>
+            <w:r>
+              <w:rPr>
+                <w:rFonts w:ascii="Calibri" w:hAnsi="Calibri" w:cs="Calibri" w:eastAsia="Calibri"/>
+                <w:b w:val="0"/>
+                <w:i w:val="0"/>
+                <w:color w:val="1B1B1F"/>
+                <w:sz w:val="17"/>
+              </w:rPr>
+              <w:t>P4</w:t>
             </w:r>
           </w:p>
         </w:tc>
@@ -13497,7 +13759,7 @@
         </w:tc>
         <w:tc>
           <w:tcPr>
-            <w:tcW w:type="dxa" w:w="5046"/>
+            <w:tcW w:type="dxa" w:w="4309"/>
             <w:tcMar>
               <w:top w:w="30" w:type="dxa"/>
               <w:start w:w="70" w:type="dxa"/>
@@ -13594,6 +13856,32 @@
                 <w:sz w:val="17"/>
               </w:rPr>
               <w:t>0001 0111 · 1100 1001 · 0101 1111</w:t>
+            </w:r>
+          </w:p>
+        </w:tc>
+        <w:tc>
+          <w:tcPr>
+            <w:tcW w:type="dxa" w:w="737"/>
+            <w:tcMar>
+              <w:top w:w="30" w:type="dxa"/>
+              <w:start w:w="70" w:type="dxa"/>
+              <w:bottom w:w="30" w:type="dxa"/>
+              <w:end w:w="70" w:type="dxa"/>
+            </w:tcMar>
+          </w:tcPr>
+          <w:p>
+            <w:pPr>
+              <w:spacing w:before="0" w:after="0"/>
+            </w:pPr>
+            <w:r>
+              <w:rPr>
+                <w:rFonts w:ascii="Calibri" w:hAnsi="Calibri" w:cs="Calibri" w:eastAsia="Calibri"/>
+                <w:b w:val="0"/>
+                <w:i w:val="0"/>
+                <w:color w:val="1B1B1F"/>
+                <w:sz w:val="17"/>
+              </w:rPr>
+              <w:t>P4</w:t>
             </w:r>
           </w:p>
         </w:tc>
@@ -13655,7 +13943,7 @@
         </w:tc>
         <w:tc>
           <w:tcPr>
-            <w:tcW w:type="dxa" w:w="5046"/>
+            <w:tcW w:type="dxa" w:w="4309"/>
             <w:tcMar>
               <w:top w:w="30" w:type="dxa"/>
               <w:start w:w="70" w:type="dxa"/>
@@ -13732,6 +14020,32 @@
                 <w:sz w:val="17"/>
               </w:rPr>
               <w:t>C</w:t>
+            </w:r>
+          </w:p>
+        </w:tc>
+        <w:tc>
+          <w:tcPr>
+            <w:tcW w:type="dxa" w:w="737"/>
+            <w:tcMar>
+              <w:top w:w="30" w:type="dxa"/>
+              <w:start w:w="70" w:type="dxa"/>
+              <w:bottom w:w="30" w:type="dxa"/>
+              <w:end w:w="70" w:type="dxa"/>
+            </w:tcMar>
+          </w:tcPr>
+          <w:p>
+            <w:pPr>
+              <w:spacing w:before="0" w:after="0"/>
+            </w:pPr>
+            <w:r>
+              <w:rPr>
+                <w:rFonts w:ascii="Calibri" w:hAnsi="Calibri" w:cs="Calibri" w:eastAsia="Calibri"/>
+                <w:b w:val="0"/>
+                <w:i w:val="0"/>
+                <w:color w:val="1B1B1F"/>
+                <w:sz w:val="17"/>
+              </w:rPr>
+              <w:t>P5</w:t>
             </w:r>
           </w:p>
         </w:tc>
@@ -13793,7 +14107,7 @@
         </w:tc>
         <w:tc>
           <w:tcPr>
-            <w:tcW w:type="dxa" w:w="5046"/>
+            <w:tcW w:type="dxa" w:w="4309"/>
             <w:tcMar>
               <w:top w:w="30" w:type="dxa"/>
               <w:start w:w="70" w:type="dxa"/>
@@ -13964,6 +14278,32 @@
                 <w:sz w:val="17"/>
               </w:rPr>
               <w:t xml:space="preserve"> nur in einem Bit</w:t>
+            </w:r>
+          </w:p>
+        </w:tc>
+        <w:tc>
+          <w:tcPr>
+            <w:tcW w:type="dxa" w:w="737"/>
+            <w:tcMar>
+              <w:top w:w="30" w:type="dxa"/>
+              <w:start w:w="70" w:type="dxa"/>
+              <w:bottom w:w="30" w:type="dxa"/>
+              <w:end w:w="70" w:type="dxa"/>
+            </w:tcMar>
+          </w:tcPr>
+          <w:p>
+            <w:pPr>
+              <w:spacing w:before="0" w:after="0"/>
+            </w:pPr>
+            <w:r>
+              <w:rPr>
+                <w:rFonts w:ascii="Calibri" w:hAnsi="Calibri" w:cs="Calibri" w:eastAsia="Calibri"/>
+                <w:b w:val="0"/>
+                <w:i w:val="0"/>
+                <w:color w:val="1B1B1F"/>
+                <w:sz w:val="17"/>
+              </w:rPr>
+              <w:t>P4</w:t>
             </w:r>
           </w:p>
         </w:tc>
@@ -14025,7 +14365,7 @@
         </w:tc>
         <w:tc>
           <w:tcPr>
-            <w:tcW w:type="dxa" w:w="5046"/>
+            <w:tcW w:type="dxa" w:w="4309"/>
             <w:tcMar>
               <w:top w:w="30" w:type="dxa"/>
               <w:start w:w="70" w:type="dxa"/>
@@ -14202,6 +14542,32 @@
                 <w:sz w:val="17"/>
               </w:rPr>
               <w:t>1111 1111</w:t>
+            </w:r>
+          </w:p>
+        </w:tc>
+        <w:tc>
+          <w:tcPr>
+            <w:tcW w:type="dxa" w:w="737"/>
+            <w:tcMar>
+              <w:top w:w="30" w:type="dxa"/>
+              <w:start w:w="70" w:type="dxa"/>
+              <w:bottom w:w="30" w:type="dxa"/>
+              <w:end w:w="70" w:type="dxa"/>
+            </w:tcMar>
+          </w:tcPr>
+          <w:p>
+            <w:pPr>
+              <w:spacing w:before="0" w:after="0"/>
+            </w:pPr>
+            <w:r>
+              <w:rPr>
+                <w:rFonts w:ascii="Calibri" w:hAnsi="Calibri" w:cs="Calibri" w:eastAsia="Calibri"/>
+                <w:b w:val="0"/>
+                <w:i w:val="0"/>
+                <w:color w:val="1B1B1F"/>
+                <w:sz w:val="17"/>
+              </w:rPr>
+              <w:t>P7</w:t>
             </w:r>
           </w:p>
         </w:tc>
@@ -14263,7 +14629,7 @@
         </w:tc>
         <w:tc>
           <w:tcPr>
-            <w:tcW w:type="dxa" w:w="5046"/>
+            <w:tcW w:type="dxa" w:w="4309"/>
             <w:tcMar>
               <w:top w:w="30" w:type="dxa"/>
               <w:start w:w="70" w:type="dxa"/>
@@ -14394,6 +14760,32 @@
                 <w:sz w:val="17"/>
               </w:rPr>
               <w:t>B</w:t>
+            </w:r>
+          </w:p>
+        </w:tc>
+        <w:tc>
+          <w:tcPr>
+            <w:tcW w:type="dxa" w:w="737"/>
+            <w:tcMar>
+              <w:top w:w="30" w:type="dxa"/>
+              <w:start w:w="70" w:type="dxa"/>
+              <w:bottom w:w="30" w:type="dxa"/>
+              <w:end w:w="70" w:type="dxa"/>
+            </w:tcMar>
+          </w:tcPr>
+          <w:p>
+            <w:pPr>
+              <w:spacing w:before="0" w:after="0"/>
+            </w:pPr>
+            <w:r>
+              <w:rPr>
+                <w:rFonts w:ascii="Calibri" w:hAnsi="Calibri" w:cs="Calibri" w:eastAsia="Calibri"/>
+                <w:b w:val="0"/>
+                <w:i w:val="0"/>
+                <w:color w:val="1B1B1F"/>
+                <w:sz w:val="17"/>
+              </w:rPr>
+              <w:t>P8</w:t>
             </w:r>
           </w:p>
         </w:tc>
@@ -14455,7 +14847,7 @@
         </w:tc>
         <w:tc>
           <w:tcPr>
-            <w:tcW w:type="dxa" w:w="5046"/>
+            <w:tcW w:type="dxa" w:w="4309"/>
             <w:tcMar>
               <w:top w:w="30" w:type="dxa"/>
               <w:start w:w="70" w:type="dxa"/>
@@ -14562,6 +14954,32 @@
                 <w:sz w:val="17"/>
               </w:rPr>
               <w:t>HEUTEABEND</w:t>
+            </w:r>
+          </w:p>
+        </w:tc>
+        <w:tc>
+          <w:tcPr>
+            <w:tcW w:type="dxa" w:w="737"/>
+            <w:tcMar>
+              <w:top w:w="30" w:type="dxa"/>
+              <w:start w:w="70" w:type="dxa"/>
+              <w:bottom w:w="30" w:type="dxa"/>
+              <w:end w:w="70" w:type="dxa"/>
+            </w:tcMar>
+          </w:tcPr>
+          <w:p>
+            <w:pPr>
+              <w:spacing w:before="0" w:after="0"/>
+            </w:pPr>
+            <w:r>
+              <w:rPr>
+                <w:rFonts w:ascii="Calibri" w:hAnsi="Calibri" w:cs="Calibri" w:eastAsia="Calibri"/>
+                <w:b w:val="0"/>
+                <w:i w:val="0"/>
+                <w:color w:val="1B1B1F"/>
+                <w:sz w:val="17"/>
+              </w:rPr>
+              <w:t>P4</w:t>
             </w:r>
           </w:p>
         </w:tc>

--- a/materialien/00_Lehrerhinweise/KR_W3_Lehrerhinweise.docx
+++ b/materialien/00_Lehrerhinweise/KR_W3_Lehrerhinweise.docx
@@ -6917,6 +6917,71 @@
           <w:sz w:val="22"/>
         </w:rPr>
         <w:t>, Zeichenliterale).</w:t>
+      </w:r>
+    </w:p>
+    <w:p>
+      <w:pPr>
+        <w:spacing w:before="0" w:after="80"/>
+      </w:pPr>
+      <w:r>
+        <w:rPr>
+          <w:rFonts w:ascii="Calibri" w:hAnsi="Calibri" w:cs="Calibri" w:eastAsia="Calibri"/>
+          <w:b/>
+          <w:i w:val="0"/>
+          <w:color w:val="1B1B1F"/>
+          <w:sz w:val="22"/>
+        </w:rPr>
+        <w:t>Werkzeuge in den Aufgaben (Version 1.2.0):</w:t>
+      </w:r>
+      <w:r>
+        <w:rPr>
+          <w:rFonts w:ascii="Calibri" w:hAnsi="Calibri" w:cs="Calibri" w:eastAsia="Calibri"/>
+          <w:b w:val="0"/>
+          <w:i w:val="0"/>
+          <w:color w:val="1B1B1F"/>
+          <w:sz w:val="22"/>
+        </w:rPr>
+        <w:t xml:space="preserve"> In 16 Aufgaben dieser Welt klappt das passende Werkzeug direkt in der Aufgabe auf (Panel; ab 1100 px Bildschirmbreite als Seitenleiste neben dem Antwortfeld, sonst unter der Aufgabe; „Im Labor öffnen“ als Zweitlink; im Boss nie). Archivfund: Bit-Lupe geführt (A-01) · 3.1: Bit-Lupe geführt (L1-02, L1-04, L1-05, L1-06, L1-07) · 3.2: Runden-Labor geführt (L2-03, L2-04, L2-05, L2-06), Runden-Labor frei (L2-07) · 3.3: Vigenère-Werkbank geführt (L3-05), Chiffrierscheibe geführt (L3-07) · 3.K2: Runden-Labor geführt (L5-01, L5-02), Enigma frei (L5-03). </w:t>
+      </w:r>
+      <w:r>
+        <w:rPr>
+          <w:rFonts w:ascii="Calibri" w:hAnsi="Calibri" w:cs="Calibri" w:eastAsia="Calibri"/>
+          <w:b/>
+          <w:i w:val="0"/>
+          <w:color w:val="1B1B1F"/>
+          <w:sz w:val="22"/>
+        </w:rPr>
+        <w:t>Geführt</w:t>
+      </w:r>
+      <w:r>
+        <w:rPr>
+          <w:rFonts w:ascii="Calibri" w:hAnsi="Calibri" w:cs="Calibri" w:eastAsia="Calibri"/>
+          <w:b w:val="0"/>
+          <w:i w:val="0"/>
+          <w:color w:val="1B1B1F"/>
+          <w:sz w:val="22"/>
+        </w:rPr>
+        <w:t xml:space="preserve"> heißt: Das Werkzeug zeigt die Werte der Aufgabe und markiert nur den aktuellen Schritt; die Lernenden lesen bzw. rechnen jeden Schritt selbst und tragen ihn ein. Rückmeldung (✓/✗ je Schritt) gibt es erst, wenn die Aufgabe gelöst oder die Lösung angesehen ist – vorher bewertet das Werkzeug nichts. </w:t>
+      </w:r>
+      <w:r>
+        <w:rPr>
+          <w:rFonts w:ascii="Calibri" w:hAnsi="Calibri" w:cs="Calibri" w:eastAsia="Calibri"/>
+          <w:b/>
+          <w:i w:val="0"/>
+          <w:color w:val="1B1B1F"/>
+          <w:sz w:val="22"/>
+        </w:rPr>
+        <w:t>Frei</w:t>
+      </w:r>
+      <w:r>
+        <w:rPr>
+          <w:rFonts w:ascii="Calibri" w:hAnsi="Calibri" w:cs="Calibri" w:eastAsia="Calibri"/>
+          <w:b w:val="0"/>
+          <w:i w:val="0"/>
+          <w:color w:val="1B1B1F"/>
+          <w:sz w:val="22"/>
+        </w:rPr>
+        <w:t xml:space="preserve"> heißt: Ausprobieren mit eigenen Werten. Auch im freien Labor und auf den Level-Karten („Hier ausprobieren“) wechselt ein Werkzeug bei Werten aus Aufgaben, Akten, Bossen oder Warm-up in den geführten Modus. In der Lehrkraft-Vorschau sind die richtigen Schritte sofort sichtbar.</w:t>
       </w:r>
     </w:p>
     <w:p>

--- a/materialien/00_Lehrerhinweise/KR_W3_Lehrerhinweise.docx
+++ b/materialien/00_Lehrerhinweise/KR_W3_Lehrerhinweise.docx
@@ -6931,7 +6931,7 @@
           <w:color w:val="1B1B1F"/>
           <w:sz w:val="22"/>
         </w:rPr>
-        <w:t>Werkzeuge in den Aufgaben (Version 1.2.0):</w:t>
+        <w:t>Werkzeuge in den Aufgaben (Version 1.2.0, ergänzt 1.3.0):</w:t>
       </w:r>
       <w:r>
         <w:rPr>
@@ -6941,7 +6941,7 @@
           <w:color w:val="1B1B1F"/>
           <w:sz w:val="22"/>
         </w:rPr>
-        <w:t xml:space="preserve"> In 16 Aufgaben dieser Welt klappt das passende Werkzeug direkt in der Aufgabe auf (Panel; ab 1100 px Bildschirmbreite als Seitenleiste neben dem Antwortfeld, sonst unter der Aufgabe; „Im Labor öffnen“ als Zweitlink; im Boss nie). Archivfund: Bit-Lupe geführt (A-01) · 3.1: Bit-Lupe geführt (L1-02, L1-04, L1-05, L1-06, L1-07) · 3.2: Runden-Labor geführt (L2-03, L2-04, L2-05, L2-06), Runden-Labor frei (L2-07) · 3.3: Vigenère-Werkbank geführt (L3-05), Chiffrierscheibe geführt (L3-07) · 3.K2: Runden-Labor geführt (L5-01, L5-02), Enigma frei (L5-03). </w:t>
+        <w:t xml:space="preserve"> In 17 Aufgaben dieser Welt klappt das passende Werkzeug direkt in der Aufgabe auf (Panel; ab 1100 px Bildschirmbreite als Seitenleiste neben dem Antwortfeld, sonst unter der Aufgabe; „Im Labor öffnen“ als Zweitlink; im Boss nie). Archivfund: Bit-Lupe geführt (A-01) · 3.1: Bit-Lupe geführt (L1-01, L1-02, L1-04, L1-05, L1-06, L1-07) · 3.2: Runden-Labor geführt (L2-03, L2-04, L2-05, L2-06), Runden-Labor frei (L2-07) · 3.3: Vigenère-Werkbank geführt (L3-05), Chiffrierscheibe geführt (L3-07) · 3.K2: Runden-Labor geführt (L5-01, L5-02; seit 1.3.0 als Stromweg-Bild: Eingang, sieben Stationen mit den eigenen Einträgen), Enigma frei (L5-03). </w:t>
       </w:r>
       <w:r>
         <w:rPr>

--- a/materialien/00_Lehrerhinweise/KR_W3_Lehrerhinweise.docx
+++ b/materialien/00_Lehrerhinweise/KR_W3_Lehrerhinweise.docx
@@ -6931,7 +6931,7 @@
           <w:color w:val="1B1B1F"/>
           <w:sz w:val="22"/>
         </w:rPr>
-        <w:t>Werkzeuge in den Aufgaben (Version 1.2.0, ergänzt 1.3.0):</w:t>
+        <w:t>Werkzeuge in den Aufgaben (Version 1.2.0, ergänzt 1.3.0 und 1.3.1):</w:t>
       </w:r>
       <w:r>
         <w:rPr>
@@ -6941,7 +6941,7 @@
           <w:color w:val="1B1B1F"/>
           <w:sz w:val="22"/>
         </w:rPr>
-        <w:t xml:space="preserve"> In 17 Aufgaben dieser Welt klappt das passende Werkzeug direkt in der Aufgabe auf (Panel; ab 1100 px Bildschirmbreite als Seitenleiste neben dem Antwortfeld, sonst unter der Aufgabe; „Im Labor öffnen“ als Zweitlink; im Boss nie). Archivfund: Bit-Lupe geführt (A-01) · 3.1: Bit-Lupe geführt (L1-01, L1-02, L1-04, L1-05, L1-06, L1-07) · 3.2: Runden-Labor geführt (L2-03, L2-04, L2-05, L2-06), Runden-Labor frei (L2-07) · 3.3: Vigenère-Werkbank geführt (L3-05), Chiffrierscheibe geführt (L3-07) · 3.K2: Runden-Labor geführt (L5-01, L5-02; seit 1.3.0 als Stromweg-Bild: Eingang, sieben Stationen mit den eigenen Einträgen), Enigma frei (L5-03). </w:t>
+        <w:t xml:space="preserve"> In 23 Aufgaben dieser Welt klappt das passende Werkzeug direkt in der Aufgabe auf (Panel; ab 1100 px Bildschirmbreite als Seitenleiste neben dem Antwortfeld, sonst unter der Aufgabe; „Im Labor öffnen“ als Zweitlink; im Boss nie). Archivfund: Bit-Lupe geführt (A-01) · 3.1: Bit-Lupe geführt (L1-01, L1-02, L1-04, L1-05, L1-06, L1-07) · 3.2: Runden-Labor geführt (L2-03, L2-04, L2-05, L2-06), Runden-Labor frei (L2-07) · 3.3: Vigenère-Werkbank geführt (L3-05), Polybios &amp; Playfair · Spalten geführt (L3-06), Chiffrierscheibe geführt (L3-07) · 3.4: Polybios &amp; Playfair · ADFGVX geführt (L4-01, L4-02, L4-04, L4-06; Quadrat 6 × 6 mit Kopf A D F G V X und Spalten-Raster unter dem Schlüsselwort), Spalten geführt (L4-03) · 3.K2: Runden-Labor geführt (L5-01, L5-02; seit 1.3.0 als Stromweg-Bild: Eingang, sieben Stationen mit den eigenen Einträgen), Enigma frei (L5-03). </w:t>
       </w:r>
       <w:r>
         <w:rPr>
